--- a/public/assets/template/docx/surat_batal_pindah.docx
+++ b/public/assets/template/docx/surat_batal_pindah.docx
@@ -175,7 +175,7 @@
               <w:pStyle w:val="BodyText"/>
             </w:pPr>
             <w:r>
-              <w:t xml:space="preserve">$NAMA</w:t>
+              <w:t xml:space="preserve">${NAMA}</w:t>
             </w:r>
           </w:p>
         </w:tc>
@@ -210,7 +210,7 @@
               <w:pStyle w:val="BodyText"/>
             </w:pPr>
             <w:r>
-              <w:t xml:space="preserve">$TTL</w:t>
+              <w:t xml:space="preserve">${TTL}</w:t>
             </w:r>
           </w:p>
         </w:tc>
@@ -273,7 +273,7 @@
               <w:pStyle w:val="BodyText"/>
             </w:pPr>
             <w:r>
-              <w:t xml:space="preserve">$SEX</w:t>
+              <w:t xml:space="preserve">${SEX}</w:t>
             </w:r>
           </w:p>
         </w:tc>
@@ -334,7 +334,7 @@
               <w:pStyle w:val="BodyText"/>
             </w:pPr>
             <w:r>
-              <w:t xml:space="preserve">$ALAMAT Kalurahan $NAMA_DES, Kapanewon $NAMA_KEC, Kabupaten $NAMA_KAB</w:t>
+              <w:t xml:space="preserve">${ALAMAT} Kalurahan ${NAMA_DES}, Kapanewon ${NAMA_KEC}, Kabupaten ${NAMA_KAB}</w:t>
             </w:r>
           </w:p>
         </w:tc>
@@ -369,7 +369,7 @@
               <w:pStyle w:val="BodyText"/>
             </w:pPr>
             <w:r>
-              <w:t xml:space="preserve">$NIK</w:t>
+              <w:t xml:space="preserve">${NIK}</w:t>
             </w:r>
           </w:p>
         </w:tc>
@@ -417,7 +417,7 @@
         </w:numPr>
       </w:pPr>
       <w:r>
-        <w:t xml:space="preserve">Pada tanggal $TGL_LAHIR bermaksud pindah dari $KETERANGAN Ke $TUJUAN tetapi membatalkan perpindahan karena $KEPERLUAN</w:t>
+        <w:t xml:space="preserve">Pada tanggal ${TGL_LAHIR} bermaksud pindah dari ${KETERANGAN} Ke ${TUJUAN} tetapi membatalkan perpindahan karena ${KEPERLUAN}</w:t>
       </w:r>
     </w:p>
     <w:p>
@@ -575,48 +575,48 @@
               <w:pStyle w:val="BodyText"/>
             </w:pPr>
             <w:r>
-              <w:t xml:space="preserve">$NO</w:t>
-            </w:r>
-          </w:p>
-        </w:tc>
-        <w:tc>
-          <w:tcPr/>
-          <w:p>
-            <w:pPr>
-              <w:pStyle w:val="BodyText"/>
-            </w:pPr>
-            <w:r>
-              <w:t xml:space="preserve">$PX_NAMA</w:t>
-            </w:r>
-          </w:p>
-        </w:tc>
-        <w:tc>
-          <w:tcPr/>
-          <w:p>
-            <w:pPr>
-              <w:pStyle w:val="Compact"/>
-            </w:pPr>
-          </w:p>
-        </w:tc>
-        <w:tc>
-          <w:tcPr/>
-          <w:p>
-            <w:pPr>
-              <w:pStyle w:val="BodyText"/>
-            </w:pPr>
-            <w:r>
-              <w:t xml:space="preserve">$PX_TTL2</w:t>
-            </w:r>
-          </w:p>
-        </w:tc>
-        <w:tc>
-          <w:tcPr/>
-          <w:p>
-            <w:pPr>
-              <w:pStyle w:val="BodyText"/>
-            </w:pPr>
-            <w:r>
-              <w:t xml:space="preserve">$PX_NIK</w:t>
+              <w:t xml:space="preserve">${NO}</w:t>
+            </w:r>
+          </w:p>
+        </w:tc>
+        <w:tc>
+          <w:tcPr/>
+          <w:p>
+            <w:pPr>
+              <w:pStyle w:val="BodyText"/>
+            </w:pPr>
+            <w:r>
+              <w:t xml:space="preserve">${PX_NAMA}</w:t>
+            </w:r>
+          </w:p>
+        </w:tc>
+        <w:tc>
+          <w:tcPr/>
+          <w:p>
+            <w:pPr>
+              <w:pStyle w:val="Compact"/>
+            </w:pPr>
+          </w:p>
+        </w:tc>
+        <w:tc>
+          <w:tcPr/>
+          <w:p>
+            <w:pPr>
+              <w:pStyle w:val="BodyText"/>
+            </w:pPr>
+            <w:r>
+              <w:t xml:space="preserve">${PX_TTL2}</w:t>
+            </w:r>
+          </w:p>
+        </w:tc>
+        <w:tc>
+          <w:tcPr/>
+          <w:p>
+            <w:pPr>
+              <w:pStyle w:val="BodyText"/>
+            </w:pPr>
+            <w:r>
+              <w:t xml:space="preserve">${PX_NIK}</w:t>
             </w:r>
           </w:p>
         </w:tc>
@@ -677,7 +677,7 @@
         <w:pStyle w:val="BodyText"/>
       </w:pPr>
       <w:r>
-        <w:t xml:space="preserve">Gunungkidul, $TGL_SURAT</w:t>
+        <w:t xml:space="preserve">Gunungkidul, ${TGL_SURAT}</w:t>
       </w:r>
     </w:p>
     <w:p>
@@ -693,7 +693,7 @@
         <w:pStyle w:val="BodyText"/>
       </w:pPr>
       <w:r>
-        <w:t xml:space="preserve">( $NAMA )</w:t>
+        <w:t xml:space="preserve">( ${NAMA} )</w:t>
       </w:r>
     </w:p>
     <w:sectPr>
